--- a/Discorso_AYES_formale.docx
+++ b/Discorso_AYES_formale.docx
@@ -225,15 +225,15 @@
         <w:rPr>
           <w:rFonts w:asciiTheme="majorHAnsi" w:hAnsiTheme="majorHAnsi" w:cstheme="majorHAnsi"/>
           <w:sz w:val="24"/>
-          <w:szCs w:val="28"/>
-        </w:rPr>
-        <w:t xml:space="preserve">La presentazione è articolata in cinque sezioni principali: presentazione dell’impresa, governance, business model, costi e ricavi, bibliografia. Inizieremo quindi con una descrizione </w:t>
-      </w:r>
-      <w:r>
-        <w:rPr>
-          <w:rFonts w:asciiTheme="majorHAnsi" w:hAnsiTheme="majorHAnsi" w:cstheme="majorHAnsi"/>
-        </w:rPr>
-        <w:t>generale di AYES, per poi approfondire progressivamente gli aspetti organizzativi, gestionali ed economici.</w:t>
+          <w:szCs w:val="24"/>
+        </w:rPr>
+        <w:t>La presentazione è articolata in cinque sezioni principali: presentazione dell’impresa, governance, business model, costi e ricavi, bibliografia. Inizieremo quindi con una descrizione generale di AYES, per poi approfondire progressivamente gli aspetti organizzativi, gestionali ed economici</w:t>
+      </w:r>
+      <w:r>
+        <w:rPr>
+          <w:rFonts w:asciiTheme="majorHAnsi" w:hAnsiTheme="majorHAnsi" w:cstheme="majorHAnsi"/>
+        </w:rPr>
+        <w:t>.</w:t>
       </w:r>
     </w:p>
     <w:p>
@@ -295,7 +295,43 @@
           <w:sz w:val="24"/>
           <w:szCs w:val="28"/>
         </w:rPr>
-        <w:t>Per introdurre l’identità dell’impresa, partiamo dagli ideali che AYES richiama nella propria comunicazione istituzionale. Sul sito aziendale vengono citati due riferimenti simbolici: Barack Obama, con l’espressione “Yes, we can”, e Steve Jobs, con la frase “Stay hungry, stay foolish”.</w:t>
+        <w:t xml:space="preserve">Per introdurre l’identità dell’impresa, partiamo dagli ideali che AYES richiama nella propria comunicazione istituzionale. Sul sito aziendale vengono citati due riferimenti simbolici: Barack Obama, con l’espressione “Yes, we can”, e Steve Jobs, con la frase “Stay </w:t>
+      </w:r>
+      <w:proofErr w:type="spellStart"/>
+      <w:r>
+        <w:rPr>
+          <w:rFonts w:asciiTheme="majorHAnsi" w:hAnsiTheme="majorHAnsi" w:cstheme="majorHAnsi"/>
+          <w:sz w:val="24"/>
+          <w:szCs w:val="28"/>
+        </w:rPr>
+        <w:t>hungry</w:t>
+      </w:r>
+      <w:proofErr w:type="spellEnd"/>
+      <w:r>
+        <w:rPr>
+          <w:rFonts w:asciiTheme="majorHAnsi" w:hAnsiTheme="majorHAnsi" w:cstheme="majorHAnsi"/>
+          <w:sz w:val="24"/>
+          <w:szCs w:val="28"/>
+        </w:rPr>
+        <w:t xml:space="preserve">, stay </w:t>
+      </w:r>
+      <w:proofErr w:type="spellStart"/>
+      <w:r>
+        <w:rPr>
+          <w:rFonts w:asciiTheme="majorHAnsi" w:hAnsiTheme="majorHAnsi" w:cstheme="majorHAnsi"/>
+          <w:sz w:val="24"/>
+          <w:szCs w:val="28"/>
+        </w:rPr>
+        <w:t>foolish</w:t>
+      </w:r>
+      <w:proofErr w:type="spellEnd"/>
+      <w:r>
+        <w:rPr>
+          <w:rFonts w:asciiTheme="majorHAnsi" w:hAnsiTheme="majorHAnsi" w:cstheme="majorHAnsi"/>
+          <w:sz w:val="24"/>
+          <w:szCs w:val="28"/>
+        </w:rPr>
+        <w:t>”.</w:t>
       </w:r>
     </w:p>
     <w:p>
@@ -312,16 +348,8 @@
           <w:sz w:val="24"/>
           <w:szCs w:val="28"/>
         </w:rPr>
-        <w:t xml:space="preserve">La prima citazione esprime un atteggiamento orientato alla fiducia, alla positività e alla capacità di affrontare le sfide. La seconda richiama invece il valore della crescita continua, della curiosità e </w:t>
-      </w:r>
-      <w:r>
-        <w:rPr>
-          <w:rFonts w:asciiTheme="majorHAnsi" w:hAnsiTheme="majorHAnsi" w:cstheme="majorHAnsi"/>
-          <w:sz w:val="24"/>
-          <w:szCs w:val="28"/>
-        </w:rPr>
         <w:lastRenderedPageBreak/>
-        <w:t>dell’ambizione professionale. Questi elementi risultano coerenti con l’immagine di un’impresa giovane, dinamica e fortemente orientata allo sviluppo delle competenze interne.</w:t>
+        <w:t>La prima citazione esprime un atteggiamento orientato alla fiducia, alla positività e alla capacità di affrontare le sfide. La seconda richiama invece il valore della crescita continua, della curiosità e dell’ambizione professionale. Questi elementi risultano coerenti con l’immagine di un’impresa giovane, dinamica e fortemente orientata allo sviluppo delle competenze interne.</w:t>
       </w:r>
     </w:p>
     <w:p>
@@ -564,7 +592,26 @@
           <w:sz w:val="24"/>
           <w:szCs w:val="28"/>
         </w:rPr>
-        <w:t>In particolare, detiene il 100% di AYES Belgium s.r.l. e AYES USA Corp., l’80% di AYES GmbH, il 75% di AYES Sud-Ouest S.A.S. e il 65% di AYES Consulting S.L.</w:t>
+        <w:lastRenderedPageBreak/>
+        <w:t>In particolare, detiene il 100% di AYES Belgium s.r.l. e AYES USA Corp., l’80% di AYES GmbH, il 75% di AYES Sud-</w:t>
+      </w:r>
+      <w:proofErr w:type="spellStart"/>
+      <w:r>
+        <w:rPr>
+          <w:rFonts w:asciiTheme="majorHAnsi" w:hAnsiTheme="majorHAnsi" w:cstheme="majorHAnsi"/>
+          <w:sz w:val="24"/>
+          <w:szCs w:val="28"/>
+        </w:rPr>
+        <w:t>Ouest</w:t>
+      </w:r>
+      <w:proofErr w:type="spellEnd"/>
+      <w:r>
+        <w:rPr>
+          <w:rFonts w:asciiTheme="majorHAnsi" w:hAnsiTheme="majorHAnsi" w:cstheme="majorHAnsi"/>
+          <w:sz w:val="24"/>
+          <w:szCs w:val="28"/>
+        </w:rPr>
+        <w:t xml:space="preserve"> S.A.S. e il 65% di AYES Consulting S.L.</w:t>
       </w:r>
     </w:p>
     <w:p>
@@ -581,7 +628,6 @@
           <w:sz w:val="24"/>
           <w:szCs w:val="28"/>
         </w:rPr>
-        <w:lastRenderedPageBreak/>
         <w:t>Il capitale sociale complessivo di AYES s.r.l. ammonta a 250.000 euro ed è suddiviso tra tre soci: AYES MD s.r.l., che detiene il 60%; AYES AS s.r.l., che detiene il 30%; Prima Fiduciaria s.p.a., che detiene il restante 10%.</w:t>
       </w:r>
     </w:p>
@@ -733,7 +779,25 @@
           <w:sz w:val="24"/>
           <w:szCs w:val="28"/>
         </w:rPr>
-        <w:t>In relazione ai lavoratori, AYES valorizza la condivisione delle competenze tra dipendenti senior e figure più giovani. Questo avviene sia attraverso l’affiancamento operativo sia tramite percorsi di formazione interna, come AYESchool. L’impresa offre inoltre opportunità professionali a neolaureati, coinvolgendoli in progetti coerenti con le loro competenze e aspirazioni.</w:t>
+        <w:t xml:space="preserve">In relazione ai lavoratori, AYES valorizza la condivisione delle competenze tra dipendenti senior e figure più giovani. Questo avviene sia attraverso l’affiancamento operativo sia tramite percorsi di formazione interna, come </w:t>
+      </w:r>
+      <w:proofErr w:type="spellStart"/>
+      <w:r>
+        <w:rPr>
+          <w:rFonts w:asciiTheme="majorHAnsi" w:hAnsiTheme="majorHAnsi" w:cstheme="majorHAnsi"/>
+          <w:sz w:val="24"/>
+          <w:szCs w:val="28"/>
+        </w:rPr>
+        <w:t>AYESchool</w:t>
+      </w:r>
+      <w:proofErr w:type="spellEnd"/>
+      <w:r>
+        <w:rPr>
+          <w:rFonts w:asciiTheme="majorHAnsi" w:hAnsiTheme="majorHAnsi" w:cstheme="majorHAnsi"/>
+          <w:sz w:val="24"/>
+          <w:szCs w:val="28"/>
+        </w:rPr>
+        <w:t>. L’impresa offre inoltre opportunità professionali a neolaureati, coinvolgendoli in progetti coerenti con le loro competenze e aspirazioni.</w:t>
       </w:r>
     </w:p>
     <w:p>
@@ -750,7 +814,25 @@
           <w:sz w:val="24"/>
           <w:szCs w:val="28"/>
         </w:rPr>
-        <w:t>Per quanto riguarda la comunità, un esempio significativo è il progetto AYESanify, sviluppato durante la pandemia. L’iniziativa è finalizzata allo studio, alla progettazione e alla riconversione di sistemi per la sanificazione automatizzata di ambienti chiusi, in particolare nel settore dei trasporti. In quel periodo AYES ha inoltre offerto supporto gratuito ad aziende farmaceutiche e medicali.</w:t>
+        <w:t xml:space="preserve">Per quanto riguarda la comunità, un esempio significativo è il progetto </w:t>
+      </w:r>
+      <w:proofErr w:type="spellStart"/>
+      <w:r>
+        <w:rPr>
+          <w:rFonts w:asciiTheme="majorHAnsi" w:hAnsiTheme="majorHAnsi" w:cstheme="majorHAnsi"/>
+          <w:sz w:val="24"/>
+          <w:szCs w:val="28"/>
+        </w:rPr>
+        <w:t>AYESanify</w:t>
+      </w:r>
+      <w:proofErr w:type="spellEnd"/>
+      <w:r>
+        <w:rPr>
+          <w:rFonts w:asciiTheme="majorHAnsi" w:hAnsiTheme="majorHAnsi" w:cstheme="majorHAnsi"/>
+          <w:sz w:val="24"/>
+          <w:szCs w:val="28"/>
+        </w:rPr>
+        <w:t>, sviluppato durante la pandemia. L’iniziativa è finalizzata allo studio, alla progettazione e alla riconversione di sistemi per la sanificazione automatizzata di ambienti chiusi, in particolare nel settore dei trasporti. In quel periodo AYES ha inoltre offerto supporto gratuito ad aziende farmaceutiche e medicali.</w:t>
       </w:r>
     </w:p>
     <w:p>
@@ -895,7 +977,21 @@
         <w:rPr>
           <w:rFonts w:cstheme="majorHAnsi"/>
         </w:rPr>
-        <w:t>SLIDE 14 - Customer Segments e Value Proposition</w:t>
+        <w:t xml:space="preserve">SLIDE 14 - Customer </w:t>
+      </w:r>
+      <w:proofErr w:type="spellStart"/>
+      <w:r>
+        <w:rPr>
+          <w:rFonts w:cstheme="majorHAnsi"/>
+        </w:rPr>
+        <w:t>Segments</w:t>
+      </w:r>
+      <w:proofErr w:type="spellEnd"/>
+      <w:r>
+        <w:rPr>
+          <w:rFonts w:cstheme="majorHAnsi"/>
+        </w:rPr>
+        <w:t xml:space="preserve"> e Value Proposition</w:t>
       </w:r>
     </w:p>
     <w:p>
@@ -960,7 +1056,21 @@
         <w:rPr>
           <w:rFonts w:cstheme="majorHAnsi"/>
         </w:rPr>
-        <w:t>SLIDE 15 - Customer Relationships e Channels</w:t>
+        <w:t xml:space="preserve">SLIDE 15 - Customer </w:t>
+      </w:r>
+      <w:proofErr w:type="spellStart"/>
+      <w:r>
+        <w:rPr>
+          <w:rFonts w:cstheme="majorHAnsi"/>
+        </w:rPr>
+        <w:t>Relationships</w:t>
+      </w:r>
+      <w:proofErr w:type="spellEnd"/>
+      <w:r>
+        <w:rPr>
+          <w:rFonts w:cstheme="majorHAnsi"/>
+        </w:rPr>
+        <w:t xml:space="preserve"> e Channels</w:t>
       </w:r>
     </w:p>
     <w:p>
@@ -1026,7 +1136,21 @@
         <w:rPr>
           <w:rFonts w:cstheme="majorHAnsi"/>
         </w:rPr>
-        <w:t>SLIDE 16 - Key Activities: recruiting, formazione e settori automotive, aeronautics &amp; space, railway</w:t>
+        <w:t xml:space="preserve">SLIDE 16 - Key Activities: recruiting, formazione e settori automotive, </w:t>
+      </w:r>
+      <w:proofErr w:type="spellStart"/>
+      <w:r>
+        <w:rPr>
+          <w:rFonts w:cstheme="majorHAnsi"/>
+        </w:rPr>
+        <w:t>aeronautics</w:t>
+      </w:r>
+      <w:proofErr w:type="spellEnd"/>
+      <w:r>
+        <w:rPr>
+          <w:rFonts w:cstheme="majorHAnsi"/>
+        </w:rPr>
+        <w:t xml:space="preserve"> &amp; space, railway</w:t>
       </w:r>
     </w:p>
     <w:p>
@@ -1060,7 +1184,25 @@
           <w:sz w:val="24"/>
           <w:szCs w:val="28"/>
         </w:rPr>
-        <w:t>La formazione interna permette di trasferire conoscenze ai dipendenti più giovani attraverso l’affiancamento con colleghi esperti e tramite percorsi strutturati, come AYESchool.</w:t>
+        <w:t xml:space="preserve">La formazione interna permette di trasferire conoscenze ai dipendenti più giovani attraverso l’affiancamento con colleghi esperti e tramite percorsi strutturati, come </w:t>
+      </w:r>
+      <w:proofErr w:type="spellStart"/>
+      <w:r>
+        <w:rPr>
+          <w:rFonts w:asciiTheme="majorHAnsi" w:hAnsiTheme="majorHAnsi" w:cstheme="majorHAnsi"/>
+          <w:sz w:val="24"/>
+          <w:szCs w:val="28"/>
+        </w:rPr>
+        <w:t>AYESchool</w:t>
+      </w:r>
+      <w:proofErr w:type="spellEnd"/>
+      <w:r>
+        <w:rPr>
+          <w:rFonts w:asciiTheme="majorHAnsi" w:hAnsiTheme="majorHAnsi" w:cstheme="majorHAnsi"/>
+          <w:sz w:val="24"/>
+          <w:szCs w:val="28"/>
+        </w:rPr>
+        <w:t>.</w:t>
       </w:r>
     </w:p>
     <w:p>
@@ -1077,7 +1219,25 @@
           <w:sz w:val="24"/>
           <w:szCs w:val="28"/>
         </w:rPr>
-        <w:t>Dal punto di vista operativo, AYES offre consulenza in diversi settori industriali. Nel settore automotive supporta costruttori OEM, fornitori e partner in ambiti quali ingegneria elettrica e meccanica, sistemi, powertrain e telematica.</w:t>
+        <w:t xml:space="preserve">Dal punto di vista operativo, AYES offre consulenza in diversi settori industriali. Nel settore automotive supporta costruttori OEM, fornitori e partner in ambiti quali ingegneria elettrica e meccanica, sistemi, </w:t>
+      </w:r>
+      <w:proofErr w:type="spellStart"/>
+      <w:r>
+        <w:rPr>
+          <w:rFonts w:asciiTheme="majorHAnsi" w:hAnsiTheme="majorHAnsi" w:cstheme="majorHAnsi"/>
+          <w:sz w:val="24"/>
+          <w:szCs w:val="28"/>
+        </w:rPr>
+        <w:t>powertrain</w:t>
+      </w:r>
+      <w:proofErr w:type="spellEnd"/>
+      <w:r>
+        <w:rPr>
+          <w:rFonts w:asciiTheme="majorHAnsi" w:hAnsiTheme="majorHAnsi" w:cstheme="majorHAnsi"/>
+          <w:sz w:val="24"/>
+          <w:szCs w:val="28"/>
+        </w:rPr>
+        <w:t xml:space="preserve"> e telematica.</w:t>
       </w:r>
     </w:p>
     <w:p>
@@ -1094,7 +1254,43 @@
           <w:sz w:val="24"/>
           <w:szCs w:val="28"/>
         </w:rPr>
-        <w:t>Nel settore aeronautics &amp; space, l’impresa interviene nei processi di ricerca e sviluppo, progettazione, industrializzazione, validazione e testing, con competenze in elettronica di potenza, elettronica di controllo, ingegneria meccanica, avionica, software, flight control systems e analisi RAMS.</w:t>
+        <w:t xml:space="preserve">Nel settore </w:t>
+      </w:r>
+      <w:proofErr w:type="spellStart"/>
+      <w:r>
+        <w:rPr>
+          <w:rFonts w:asciiTheme="majorHAnsi" w:hAnsiTheme="majorHAnsi" w:cstheme="majorHAnsi"/>
+          <w:sz w:val="24"/>
+          <w:szCs w:val="28"/>
+        </w:rPr>
+        <w:t>aeronautics</w:t>
+      </w:r>
+      <w:proofErr w:type="spellEnd"/>
+      <w:r>
+        <w:rPr>
+          <w:rFonts w:asciiTheme="majorHAnsi" w:hAnsiTheme="majorHAnsi" w:cstheme="majorHAnsi"/>
+          <w:sz w:val="24"/>
+          <w:szCs w:val="28"/>
+        </w:rPr>
+        <w:t xml:space="preserve"> &amp; space, l’impresa interviene nei processi di ricerca e sviluppo, progettazione, industrializzazione, validazione e testing, con competenze in elettronica di potenza, elettronica di controllo, ingegneria meccanica, avionica, software, </w:t>
+      </w:r>
+      <w:proofErr w:type="spellStart"/>
+      <w:r>
+        <w:rPr>
+          <w:rFonts w:asciiTheme="majorHAnsi" w:hAnsiTheme="majorHAnsi" w:cstheme="majorHAnsi"/>
+          <w:sz w:val="24"/>
+          <w:szCs w:val="28"/>
+        </w:rPr>
+        <w:t>flight</w:t>
+      </w:r>
+      <w:proofErr w:type="spellEnd"/>
+      <w:r>
+        <w:rPr>
+          <w:rFonts w:asciiTheme="majorHAnsi" w:hAnsiTheme="majorHAnsi" w:cstheme="majorHAnsi"/>
+          <w:sz w:val="24"/>
+          <w:szCs w:val="28"/>
+        </w:rPr>
+        <w:t xml:space="preserve"> control systems e analisi RAMS.</w:t>
       </w:r>
     </w:p>
     <w:p>
@@ -1129,8 +1325,44 @@
         <w:rPr>
           <w:rFonts w:cstheme="majorHAnsi"/>
         </w:rPr>
-        <w:t>SLIDE 17 - Key Activities: energy &amp; industry e pharma &amp; medical</w:t>
-      </w:r>
+        <w:t xml:space="preserve">SLIDE 17 - Key Activities: energy &amp; </w:t>
+      </w:r>
+      <w:proofErr w:type="spellStart"/>
+      <w:r>
+        <w:rPr>
+          <w:rFonts w:cstheme="majorHAnsi"/>
+        </w:rPr>
+        <w:t>industry</w:t>
+      </w:r>
+      <w:proofErr w:type="spellEnd"/>
+      <w:r>
+        <w:rPr>
+          <w:rFonts w:cstheme="majorHAnsi"/>
+        </w:rPr>
+        <w:t xml:space="preserve"> e </w:t>
+      </w:r>
+      <w:proofErr w:type="spellStart"/>
+      <w:r>
+        <w:rPr>
+          <w:rFonts w:cstheme="majorHAnsi"/>
+        </w:rPr>
+        <w:t>pharma</w:t>
+      </w:r>
+      <w:proofErr w:type="spellEnd"/>
+      <w:r>
+        <w:rPr>
+          <w:rFonts w:cstheme="majorHAnsi"/>
+        </w:rPr>
+        <w:t xml:space="preserve"> &amp; </w:t>
+      </w:r>
+      <w:proofErr w:type="spellStart"/>
+      <w:r>
+        <w:rPr>
+          <w:rFonts w:cstheme="majorHAnsi"/>
+        </w:rPr>
+        <w:t>medical</w:t>
+      </w:r>
+      <w:proofErr w:type="spellEnd"/>
     </w:p>
     <w:p>
       <w:pPr>
@@ -1146,7 +1378,61 @@
           <w:sz w:val="24"/>
           <w:szCs w:val="28"/>
         </w:rPr>
-        <w:t>Proseguendo con le attività chiave, nel settore energy &amp; industry AYES supporta imprese coinvolte nella generazione, distribuzione e gestione dell’energia. Le aree di intervento includono renewable, oil &amp; gas, marine, food, power e solutions.</w:t>
+        <w:t xml:space="preserve">Proseguendo con le attività chiave, nel settore energy &amp; </w:t>
+      </w:r>
+      <w:proofErr w:type="spellStart"/>
+      <w:r>
+        <w:rPr>
+          <w:rFonts w:asciiTheme="majorHAnsi" w:hAnsiTheme="majorHAnsi" w:cstheme="majorHAnsi"/>
+          <w:sz w:val="24"/>
+          <w:szCs w:val="28"/>
+        </w:rPr>
+        <w:t>industry</w:t>
+      </w:r>
+      <w:proofErr w:type="spellEnd"/>
+      <w:r>
+        <w:rPr>
+          <w:rFonts w:asciiTheme="majorHAnsi" w:hAnsiTheme="majorHAnsi" w:cstheme="majorHAnsi"/>
+          <w:sz w:val="24"/>
+          <w:szCs w:val="28"/>
+        </w:rPr>
+        <w:t xml:space="preserve"> AYES supporta imprese coinvolte nella generazione, distribuzione e gestione dell’energia. Le aree di intervento includono </w:t>
+      </w:r>
+      <w:proofErr w:type="spellStart"/>
+      <w:r>
+        <w:rPr>
+          <w:rFonts w:asciiTheme="majorHAnsi" w:hAnsiTheme="majorHAnsi" w:cstheme="majorHAnsi"/>
+          <w:sz w:val="24"/>
+          <w:szCs w:val="28"/>
+        </w:rPr>
+        <w:t>renewable</w:t>
+      </w:r>
+      <w:proofErr w:type="spellEnd"/>
+      <w:r>
+        <w:rPr>
+          <w:rFonts w:asciiTheme="majorHAnsi" w:hAnsiTheme="majorHAnsi" w:cstheme="majorHAnsi"/>
+          <w:sz w:val="24"/>
+          <w:szCs w:val="28"/>
+        </w:rPr>
+        <w:t xml:space="preserve">, oil &amp; gas, marine, food, power e </w:t>
+      </w:r>
+      <w:proofErr w:type="spellStart"/>
+      <w:r>
+        <w:rPr>
+          <w:rFonts w:asciiTheme="majorHAnsi" w:hAnsiTheme="majorHAnsi" w:cstheme="majorHAnsi"/>
+          <w:sz w:val="24"/>
+          <w:szCs w:val="28"/>
+        </w:rPr>
+        <w:t>solutions</w:t>
+      </w:r>
+      <w:proofErr w:type="spellEnd"/>
+      <w:r>
+        <w:rPr>
+          <w:rFonts w:asciiTheme="majorHAnsi" w:hAnsiTheme="majorHAnsi" w:cstheme="majorHAnsi"/>
+          <w:sz w:val="24"/>
+          <w:szCs w:val="28"/>
+        </w:rPr>
+        <w:t>.</w:t>
       </w:r>
     </w:p>
     <w:p>
@@ -1163,7 +1449,79 @@
           <w:sz w:val="24"/>
           <w:szCs w:val="28"/>
         </w:rPr>
-        <w:t>AYES opera inoltre nel settore pharma &amp; medical, offrendo supporto alle principali case farmaceutiche e ai produttori di dispositivi biomedicali. Le aree principali riguardano farmaceutico e biotecnologie, medical devices e drug delivery, cioè l’insieme delle tecnologie utilizzate per veicolare una sostanza verso specifiche aree, tessuti o cellule, consentendone un rilascio controllato ed efficace.</w:t>
+        <w:t xml:space="preserve">AYES opera inoltre nel settore </w:t>
+      </w:r>
+      <w:proofErr w:type="spellStart"/>
+      <w:r>
+        <w:rPr>
+          <w:rFonts w:asciiTheme="majorHAnsi" w:hAnsiTheme="majorHAnsi" w:cstheme="majorHAnsi"/>
+          <w:sz w:val="24"/>
+          <w:szCs w:val="28"/>
+        </w:rPr>
+        <w:t>pharma</w:t>
+      </w:r>
+      <w:proofErr w:type="spellEnd"/>
+      <w:r>
+        <w:rPr>
+          <w:rFonts w:asciiTheme="majorHAnsi" w:hAnsiTheme="majorHAnsi" w:cstheme="majorHAnsi"/>
+          <w:sz w:val="24"/>
+          <w:szCs w:val="28"/>
+        </w:rPr>
+        <w:t xml:space="preserve"> &amp; </w:t>
+      </w:r>
+      <w:proofErr w:type="spellStart"/>
+      <w:r>
+        <w:rPr>
+          <w:rFonts w:asciiTheme="majorHAnsi" w:hAnsiTheme="majorHAnsi" w:cstheme="majorHAnsi"/>
+          <w:sz w:val="24"/>
+          <w:szCs w:val="28"/>
+        </w:rPr>
+        <w:t>medical</w:t>
+      </w:r>
+      <w:proofErr w:type="spellEnd"/>
+      <w:r>
+        <w:rPr>
+          <w:rFonts w:asciiTheme="majorHAnsi" w:hAnsiTheme="majorHAnsi" w:cstheme="majorHAnsi"/>
+          <w:sz w:val="24"/>
+          <w:szCs w:val="28"/>
+        </w:rPr>
+        <w:t xml:space="preserve">, offrendo supporto alle principali case farmaceutiche e ai produttori di dispositivi biomedicali. Le aree principali riguardano farmaceutico e biotecnologie, </w:t>
+      </w:r>
+      <w:proofErr w:type="spellStart"/>
+      <w:r>
+        <w:rPr>
+          <w:rFonts w:asciiTheme="majorHAnsi" w:hAnsiTheme="majorHAnsi" w:cstheme="majorHAnsi"/>
+          <w:sz w:val="24"/>
+          <w:szCs w:val="28"/>
+        </w:rPr>
+        <w:t>medical</w:t>
+      </w:r>
+      <w:proofErr w:type="spellEnd"/>
+      <w:r>
+        <w:rPr>
+          <w:rFonts w:asciiTheme="majorHAnsi" w:hAnsiTheme="majorHAnsi" w:cstheme="majorHAnsi"/>
+          <w:sz w:val="24"/>
+          <w:szCs w:val="28"/>
+        </w:rPr>
+        <w:t xml:space="preserve"> devices e </w:t>
+      </w:r>
+      <w:proofErr w:type="spellStart"/>
+      <w:r>
+        <w:rPr>
+          <w:rFonts w:asciiTheme="majorHAnsi" w:hAnsiTheme="majorHAnsi" w:cstheme="majorHAnsi"/>
+          <w:sz w:val="24"/>
+          <w:szCs w:val="28"/>
+        </w:rPr>
+        <w:t>drug</w:t>
+      </w:r>
+      <w:proofErr w:type="spellEnd"/>
+      <w:r>
+        <w:rPr>
+          <w:rFonts w:asciiTheme="majorHAnsi" w:hAnsiTheme="majorHAnsi" w:cstheme="majorHAnsi"/>
+          <w:sz w:val="24"/>
+          <w:szCs w:val="28"/>
+        </w:rPr>
+        <w:t xml:space="preserve"> delivery, cioè l’insieme delle tecnologie utilizzate per veicolare una sostanza verso specifiche aree, tessuti o cellule, consentendone un rilascio controllato ed efficace.</w:t>
       </w:r>
     </w:p>
     <w:p>
@@ -1619,7 +1977,43 @@
           <w:sz w:val="24"/>
           <w:szCs w:val="28"/>
         </w:rPr>
-        <w:t>Per quanto riguarda immagini e icone, abbiamo utilizzato materiali provenienti in parte dal sito dell’impresa e in parte da piattaforme come Unsplash e Flaticon.</w:t>
+        <w:t xml:space="preserve">Per quanto riguarda immagini e icone, abbiamo utilizzato materiali provenienti in parte dal sito dell’impresa e in parte da piattaforme come </w:t>
+      </w:r>
+      <w:proofErr w:type="spellStart"/>
+      <w:r>
+        <w:rPr>
+          <w:rFonts w:asciiTheme="majorHAnsi" w:hAnsiTheme="majorHAnsi" w:cstheme="majorHAnsi"/>
+          <w:sz w:val="24"/>
+          <w:szCs w:val="28"/>
+        </w:rPr>
+        <w:t>Unsplash</w:t>
+      </w:r>
+      <w:proofErr w:type="spellEnd"/>
+      <w:r>
+        <w:rPr>
+          <w:rFonts w:asciiTheme="majorHAnsi" w:hAnsiTheme="majorHAnsi" w:cstheme="majorHAnsi"/>
+          <w:sz w:val="24"/>
+          <w:szCs w:val="28"/>
+        </w:rPr>
+        <w:t xml:space="preserve"> e </w:t>
+      </w:r>
+      <w:proofErr w:type="spellStart"/>
+      <w:r>
+        <w:rPr>
+          <w:rFonts w:asciiTheme="majorHAnsi" w:hAnsiTheme="majorHAnsi" w:cstheme="majorHAnsi"/>
+          <w:sz w:val="24"/>
+          <w:szCs w:val="28"/>
+        </w:rPr>
+        <w:t>Flaticon</w:t>
+      </w:r>
+      <w:proofErr w:type="spellEnd"/>
+      <w:r>
+        <w:rPr>
+          <w:rFonts w:asciiTheme="majorHAnsi" w:hAnsiTheme="majorHAnsi" w:cstheme="majorHAnsi"/>
+          <w:sz w:val="24"/>
+          <w:szCs w:val="28"/>
+        </w:rPr>
+        <w:t>.</w:t>
       </w:r>
     </w:p>
     <w:p>
@@ -1681,7 +2075,25 @@
           <w:sz w:val="24"/>
           <w:szCs w:val="28"/>
         </w:rPr>
-        <w:t>La slide raccoglie ulteriori riferimenti bibliografici e sitografici utilizzati per completare l’analisi. Queste fonti hanno permesso di integrare le informazioni economiche, organizzative e strategiche relative ad AYES.</w:t>
+        <w:t xml:space="preserve">La slide raccoglie ulteriori riferimenti bibliografici e </w:t>
+      </w:r>
+      <w:proofErr w:type="spellStart"/>
+      <w:r>
+        <w:rPr>
+          <w:rFonts w:asciiTheme="majorHAnsi" w:hAnsiTheme="majorHAnsi" w:cstheme="majorHAnsi"/>
+          <w:sz w:val="24"/>
+          <w:szCs w:val="28"/>
+        </w:rPr>
+        <w:t>sitografici</w:t>
+      </w:r>
+      <w:proofErr w:type="spellEnd"/>
+      <w:r>
+        <w:rPr>
+          <w:rFonts w:asciiTheme="majorHAnsi" w:hAnsiTheme="majorHAnsi" w:cstheme="majorHAnsi"/>
+          <w:sz w:val="24"/>
+          <w:szCs w:val="28"/>
+        </w:rPr>
+        <w:t xml:space="preserve"> utilizzati per completare l’analisi. Queste fonti hanno permesso di integrare le informazioni economiche, organizzative e strategiche relative ad AYES.</w:t>
       </w:r>
     </w:p>
     <w:p>
@@ -2398,6 +2810,7 @@
     <w:rPr>
       <w:rFonts w:ascii="Arial" w:eastAsia="Arial" w:hAnsi="Arial"/>
       <w:sz w:val="21"/>
+      <w:lang w:val="it-IT"/>
     </w:rPr>
   </w:style>
   <w:style w:type="paragraph" w:styleId="Titolo1">
